--- a/validation/สรุปผลการสำรวจ-ภารกิจ3-CareSignal-ส่งOIC.docx
+++ b/validation/สรุปผลการสำรวจ-ภารกิจ3-CareSignal-ส่งOIC.docx
@@ -69,7 +69,7 @@
         </w:tblBorders>
       </w:tblPr>
       <w:tblGrid>
-        <w:gridCol w:w="9866"/>
+        <w:gridCol w:w="9978"/>
       </w:tblGrid>
       <w:tr>
         <w:tc>
@@ -106,7 +106,7 @@
                 <w:szCs w:val="26"/>
                 <w:lang w:bidi="th-TH"/>
               </w:rPr>
-              <w:t>ประเมิน​และ​เฝ้า​ระวัง​ความเสี่ยง​หกล้ม​เบื้องต้น​จาก​ที่​บ้าน ด้วย​แบบทดสอบ​สั้น ๆ หน้า​กล้อง​มือ​ถือเป็น​รอบ เทียบ​กับ​ผล​ครั้งก่อน​ของ​ตัวเอง แล้ว​ส่ง​ข้อมูล​ให้​ครอบครัว​ดำเนินการ​ต่อ​ได้​เร็ว​ขึ้น — ไม่​วินิจฉัยโรค ไม่​แทน​การ​ตรวจ​ที่​โรงพยาบาล</w:t>
+              <w:t>ประเมิน​ความเสี่ยง​หกล้ม​เบื้องต้น​จาก​ที่​บ้าน​ด้วย​แบบทดสอบ​หน้า​กล้อง​มือ​ถือเป็น​รอบ แล้ว​ส่ง​ข้อมูล​ให้​ครอบครัว — ไม่​วินิจฉัยโรค</w:t>
             </w:r>
           </w:p>
         </w:tc>
@@ -145,8 +145,8 @@
           <w:rFonts w:ascii="TH Sarabun New" w:hAnsi="TH Sarabun New" w:cs="TH Sarabun New" w:eastAsia="TH Sarabun New"/>
           <w:b/>
           <w:color w:val="143A74"/>
-          <w:sz w:val="26"/>
-          <w:szCs w:val="26"/>
+          <w:sz w:val="25"/>
+          <w:szCs w:val="25"/>
           <w:bCs/>
           <w:lang w:bidi="th-TH"/>
         </w:rPr>
@@ -156,33 +156,22 @@
         <w:rPr>
           <w:rFonts w:ascii="TH Sarabun New" w:hAnsi="TH Sarabun New" w:cs="TH Sarabun New" w:eastAsia="TH Sarabun New"/>
           <w:b/>
-          <w:sz w:val="26"/>
-          <w:szCs w:val="26"/>
+          <w:sz w:val="25"/>
+          <w:szCs w:val="25"/>
           <w:bCs/>
           <w:lang w:bidi="th-TH"/>
         </w:rPr>
-        <w:t xml:space="preserve">ผู้สูงอายุ 60 ปี​ขึ้นไป </w:t>
-      </w:r>
-      <w:r>
-        <w:rPr>
-          <w:rFonts w:ascii="TH Sarabun New" w:hAnsi="TH Sarabun New" w:cs="TH Sarabun New" w:eastAsia="TH Sarabun New"/>
-          <w:b/>
-          <w:sz w:val="26"/>
-          <w:szCs w:val="26"/>
-          <w:bCs/>
-          <w:lang w:bidi="th-TH"/>
-        </w:rPr>
-        <w:t>3 คน</w:t>
+        <w:t>ผู้สูงอายุ 3 คน</w:t>
       </w:r>
       <w:r>
         <w:rPr>
           <w:rFonts w:ascii="TH Sarabun New" w:hAnsi="TH Sarabun New" w:cs="TH Sarabun New" w:eastAsia="TH Sarabun New"/>
           <w:b w:val="0"/>
-          <w:sz w:val="26"/>
-          <w:szCs w:val="26"/>
+          <w:sz w:val="25"/>
+          <w:szCs w:val="25"/>
           <w:lang w:bidi="th-TH"/>
         </w:rPr>
-        <w:t xml:space="preserve"> (​แม่บ้าน​ที่​ยัง​ทำงาน​) · สัมภาษณ์​ตัวต่อตัว</w:t>
+        <w:t xml:space="preserve"> อายุ 60, 65, 68 ปี (​แม่บ้าน​ที่​ยัง​ทำงาน​) · สัมภาษณ์​และ​บันทึกเสียง​โดย​ได้รับ​ความยินยอม</w:t>
       </w:r>
     </w:p>
     <w:p>
@@ -195,8 +184,8 @@
           <w:rFonts w:ascii="TH Sarabun New" w:hAnsi="TH Sarabun New" w:cs="TH Sarabun New" w:eastAsia="TH Sarabun New"/>
           <w:b/>
           <w:color w:val="143A74"/>
-          <w:sz w:val="26"/>
-          <w:szCs w:val="26"/>
+          <w:sz w:val="25"/>
+          <w:szCs w:val="25"/>
           <w:bCs/>
           <w:lang w:bidi="th-TH"/>
         </w:rPr>
@@ -206,33 +195,22 @@
         <w:rPr>
           <w:rFonts w:ascii="TH Sarabun New" w:hAnsi="TH Sarabun New" w:cs="TH Sarabun New" w:eastAsia="TH Sarabun New"/>
           <w:b/>
-          <w:sz w:val="26"/>
-          <w:szCs w:val="26"/>
+          <w:sz w:val="25"/>
+          <w:szCs w:val="25"/>
           <w:bCs/>
           <w:lang w:bidi="th-TH"/>
         </w:rPr>
-        <w:t xml:space="preserve">ลูกหลาน​ผู้ดูแล (Family Caregiver) </w:t>
-      </w:r>
-      <w:r>
-        <w:rPr>
-          <w:rFonts w:ascii="TH Sarabun New" w:hAnsi="TH Sarabun New" w:cs="TH Sarabun New" w:eastAsia="TH Sarabun New"/>
-          <w:b/>
-          <w:sz w:val="26"/>
-          <w:szCs w:val="26"/>
-          <w:bCs/>
-          <w:lang w:bidi="th-TH"/>
-        </w:rPr>
-        <w:t>2 คน</w:t>
+        <w:t>ลูกหลาน​ผู้ดูแล 2 คน</w:t>
       </w:r>
       <w:r>
         <w:rPr>
           <w:rFonts w:ascii="TH Sarabun New" w:hAnsi="TH Sarabun New" w:cs="TH Sarabun New" w:eastAsia="TH Sarabun New"/>
           <w:b w:val="0"/>
-          <w:sz w:val="26"/>
-          <w:szCs w:val="26"/>
+          <w:sz w:val="25"/>
+          <w:szCs w:val="25"/>
           <w:lang w:bidi="th-TH"/>
         </w:rPr>
-        <w:t xml:space="preserve"> (​ครู​ที่​มี​บิดา​มารดา​อายุ 75–76 ปี​) · แบบสอบถาม​ตอบ​เอง 1 คน · สัมภาษณ์​ตัวต่อตัว 1 คน</w:t>
+        <w:t xml:space="preserve"> (​ครู​ที่​มี​บิดา​มารดา​อายุ 75–76 ปี​) · สัมภาษณ์ 1 คน · แบบสอบถาม 1 คน</w:t>
       </w:r>
     </w:p>
     <w:p>
@@ -250,7 +228,7 @@
           <w:bCs/>
           <w:lang w:bidi="th-TH"/>
         </w:rPr>
-        <w:t>2. ปัญหา​ที่​ทีม​กำลัง​แก้ เป็นปัญหา​ที่​ผู้ใช้​พบ​จริง​หรือไม่ — พบ​จริง​ทั้งสอง​กลุ่ม</w:t>
+        <w:t>2. ปัญหา​ที่​ทีม​กำลัง​แก้ เป็นปัญหา​ที่​ผู้ใช้​พบ​จริง​หรือไม่ — พบ​จริง​ทุกคน</w:t>
       </w:r>
     </w:p>
     <w:p>
@@ -263,8 +241,8 @@
           <w:rFonts w:ascii="TH Sarabun New" w:hAnsi="TH Sarabun New" w:cs="TH Sarabun New" w:eastAsia="TH Sarabun New"/>
           <w:b/>
           <w:color w:val="143A74"/>
-          <w:sz w:val="26"/>
-          <w:szCs w:val="26"/>
+          <w:sz w:val="25"/>
+          <w:szCs w:val="25"/>
           <w:bCs/>
           <w:lang w:bidi="th-TH"/>
         </w:rPr>
@@ -274,22 +252,22 @@
         <w:rPr>
           <w:rFonts w:ascii="TH Sarabun New" w:hAnsi="TH Sarabun New" w:cs="TH Sarabun New" w:eastAsia="TH Sarabun New"/>
           <w:b/>
-          <w:sz w:val="26"/>
-          <w:szCs w:val="26"/>
+          <w:sz w:val="25"/>
+          <w:szCs w:val="25"/>
           <w:bCs/>
           <w:lang w:bidi="th-TH"/>
         </w:rPr>
-        <w:t xml:space="preserve">ผู้สูงอายุ: </w:t>
+        <w:t>5 จาก 5 คน</w:t>
       </w:r>
       <w:r>
         <w:rPr>
           <w:rFonts w:ascii="TH Sarabun New" w:hAnsi="TH Sarabun New" w:cs="TH Sarabun New" w:eastAsia="TH Sarabun New"/>
           <w:b w:val="0"/>
-          <w:sz w:val="26"/>
-          <w:szCs w:val="26"/>
+          <w:sz w:val="25"/>
+          <w:szCs w:val="25"/>
           <w:lang w:bidi="th-TH"/>
         </w:rPr>
-        <w:t>บางราย​เคย​หกล้ม​มากกว่า​ปี​ละ​ครั้ง บางราย​ประมาณ 3–4 ครั้ง​ต่อ​ปี · กังวล​เรื่อง​การ​หกล้ม การ​เจ็บป่วย และ​การล้ม​จน​กลายเป็น​ผู้ป่วย​ติด​เตียง · อย่าง​น้อย 1 ใน 3 คน​ไม่​เคย​ตรวจ​สุขภาพ​ประจำปี</w:t>
+        <w:t xml:space="preserve"> มีผู้สูงอายุ (​ตัวเอง​หรือ​พ่อแม่​) หกล้ม​ใน​ปี​ที่ผ่านมา​: 2 ครั้ง · 3 ครั้ง​จน​เข่า​แตก · "​หลายครั้ง​จน​นับ​ไม่​ได้​" · พ่อ​ของ​ผู้ดูแล​ล้ม​ราว 3 ครั้ง ลูก​รู้​เพราะ​เห็น​รอย​ฟกช้ำ</w:t>
       </w:r>
     </w:p>
     <w:p>
@@ -302,8 +280,8 @@
           <w:rFonts w:ascii="TH Sarabun New" w:hAnsi="TH Sarabun New" w:cs="TH Sarabun New" w:eastAsia="TH Sarabun New"/>
           <w:b/>
           <w:color w:val="143A74"/>
-          <w:sz w:val="26"/>
-          <w:szCs w:val="26"/>
+          <w:sz w:val="25"/>
+          <w:szCs w:val="25"/>
           <w:bCs/>
           <w:lang w:bidi="th-TH"/>
         </w:rPr>
@@ -313,43 +291,61 @@
         <w:rPr>
           <w:rFonts w:ascii="TH Sarabun New" w:hAnsi="TH Sarabun New" w:cs="TH Sarabun New" w:eastAsia="TH Sarabun New"/>
           <w:b/>
-          <w:sz w:val="26"/>
-          <w:szCs w:val="26"/>
+          <w:sz w:val="25"/>
+          <w:szCs w:val="25"/>
           <w:bCs/>
           <w:lang w:bidi="th-TH"/>
         </w:rPr>
-        <w:t xml:space="preserve">ครอบครัว​: </w:t>
+        <w:t>ผู้สูงอายุ 3 จาก 3 คน</w:t>
       </w:r>
       <w:r>
         <w:rPr>
           <w:rFonts w:ascii="TH Sarabun New" w:hAnsi="TH Sarabun New" w:cs="TH Sarabun New" w:eastAsia="TH Sarabun New"/>
           <w:b w:val="0"/>
-          <w:sz w:val="26"/>
-          <w:szCs w:val="26"/>
+          <w:sz w:val="25"/>
+          <w:szCs w:val="25"/>
           <w:lang w:bidi="th-TH"/>
         </w:rPr>
-        <w:t xml:space="preserve">2 จาก 2 ครอบครัว ผู้สูงอายุเคยหกล้มในปีที่ผ่านมา (​ราย​หนึ่ง​ประมาณ 3 ครั้ง​) แต่ </w:t>
+        <w:t xml:space="preserve"> นั่ง​ยอง​ไม่​ได้​หรือ​ลุก​ยาก​ขึ้น · 2 คน​พบ​แพทย์​ตาม​นัด​แต่​ก็​ยัง​ล้ม · 1 คน​ไม่​เคย​ตรวจ​สุขภาพ​ประจำปี</w:t>
+      </w:r>
+    </w:p>
+    <w:p>
+      <w:pPr>
+        <w:spacing w:after="0" w:line="240" w:lineRule="auto"/>
+        <w:ind w:left="170"/>
+      </w:pPr>
+      <w:r>
+        <w:rPr>
+          <w:rFonts w:ascii="TH Sarabun New" w:hAnsi="TH Sarabun New" w:cs="TH Sarabun New" w:eastAsia="TH Sarabun New"/>
+          <w:b/>
+          <w:color w:val="143A74"/>
+          <w:sz w:val="25"/>
+          <w:szCs w:val="25"/>
+          <w:bCs/>
+          <w:lang w:bidi="th-TH"/>
+        </w:rPr>
+        <w:t xml:space="preserve">•  </w:t>
       </w:r>
       <w:r>
         <w:rPr>
           <w:rFonts w:ascii="TH Sarabun New" w:hAnsi="TH Sarabun New" w:cs="TH Sarabun New" w:eastAsia="TH Sarabun New"/>
           <w:b/>
-          <w:sz w:val="26"/>
-          <w:szCs w:val="26"/>
+          <w:sz w:val="25"/>
+          <w:szCs w:val="25"/>
           <w:bCs/>
           <w:lang w:bidi="th-TH"/>
         </w:rPr>
-        <w:t>2 จาก 2 ไม่​เคย​ได้รับ​การประเมิน​การทรงตัว</w:t>
+        <w:t>ผู้ดูแล 2 จาก 2 คน</w:t>
       </w:r>
       <w:r>
         <w:rPr>
           <w:rFonts w:ascii="TH Sarabun New" w:hAnsi="TH Sarabun New" w:cs="TH Sarabun New" w:eastAsia="TH Sarabun New"/>
           <w:b w:val="0"/>
-          <w:sz w:val="26"/>
-          <w:szCs w:val="26"/>
+          <w:sz w:val="25"/>
+          <w:szCs w:val="25"/>
           <w:lang w:bidi="th-TH"/>
         </w:rPr>
-        <w:t xml:space="preserve"> · ราย​หนึ่ง​กังวล​มาก อี​กราย​มี​ภาระ​ทั้ง​เวลา​และ​ค่ารักษา</w:t>
+        <w:t xml:space="preserve"> บอ​กว่า​พ่อแม่​ไม่​เคย​ได้รับ​การประเมิน​การทรงตัว · ผู้สูงอายุกลัวการล้มจนติดเตียง</w:t>
       </w:r>
     </w:p>
     <w:p>
@@ -367,7 +363,7 @@
           <w:bCs/>
           <w:lang w:bidi="th-TH"/>
         </w:rPr>
-        <w:t>3. Solution ที่​นำเสนอ​ช่วย​แก้ปัญหา​ได้​หรือไม่ — เห็น​ประโยชน์ แต่​ต้อง​สื่อสาร​ให้​ชัด​ขึ้น</w:t>
+        <w:t>3. Solution ที่​นำเสนอ​ช่วย​แก้ปัญหา​ได้​หรือไม่ — เห็น​ประโยชน์ แต่​ต้อง​มี​คน​ช่วย​ใช้</w:t>
       </w:r>
     </w:p>
     <w:p>
@@ -380,8 +376,8 @@
           <w:rFonts w:ascii="TH Sarabun New" w:hAnsi="TH Sarabun New" w:cs="TH Sarabun New" w:eastAsia="TH Sarabun New"/>
           <w:b/>
           <w:color w:val="143A74"/>
-          <w:sz w:val="26"/>
-          <w:szCs w:val="26"/>
+          <w:sz w:val="25"/>
+          <w:szCs w:val="25"/>
           <w:bCs/>
           <w:lang w:bidi="th-TH"/>
         </w:rPr>
@@ -391,32 +387,53 @@
         <w:rPr>
           <w:rFonts w:ascii="TH Sarabun New" w:hAnsi="TH Sarabun New" w:cs="TH Sarabun New" w:eastAsia="TH Sarabun New"/>
           <w:b w:val="0"/>
-          <w:sz w:val="26"/>
-          <w:szCs w:val="26"/>
+          <w:sz w:val="25"/>
+          <w:szCs w:val="25"/>
           <w:lang w:bidi="th-TH"/>
         </w:rPr>
-        <w:t xml:space="preserve">ทั้งสอง​กลุ่ม​เห็น​ประโยชน์​ของ​การ </w:t>
+        <w:t xml:space="preserve">อยาก​ประเมิน​ที่​บ้าน เพราะ </w:t>
       </w:r>
       <w:r>
         <w:rPr>
           <w:rFonts w:ascii="TH Sarabun New" w:hAnsi="TH Sarabun New" w:cs="TH Sarabun New" w:eastAsia="TH Sarabun New"/>
           <w:b/>
-          <w:sz w:val="26"/>
-          <w:szCs w:val="26"/>
+          <w:sz w:val="25"/>
+          <w:szCs w:val="25"/>
           <w:bCs/>
           <w:lang w:bidi="th-TH"/>
         </w:rPr>
-        <w:t>ประเมิน​จาก​ที่​บ้าน รู้​ผล​ทันที และ​ติดตาม​การเปลี่ยนแปลง</w:t>
+        <w:t>"​รถ​หา​ยาก เดินทาง​ลำบาก​"</w:t>
       </w:r>
       <w:r>
         <w:rPr>
           <w:rFonts w:ascii="TH Sarabun New" w:hAnsi="TH Sarabun New" w:cs="TH Sarabun New" w:eastAsia="TH Sarabun New"/>
           <w:b w:val="0"/>
-          <w:sz w:val="26"/>
-          <w:szCs w:val="26"/>
+          <w:sz w:val="25"/>
+          <w:szCs w:val="25"/>
           <w:lang w:bidi="th-TH"/>
         </w:rPr>
-        <w:t xml:space="preserve"> · ถ้า​ความเสี่ยง​เพิ่มขึ้น ผู้ดูแล​จะ​พา​ไป​พบ​แพทย์</w:t>
+        <w:t xml:space="preserve"> และ </w:t>
+      </w:r>
+      <w:r>
+        <w:rPr>
+          <w:rFonts w:ascii="TH Sarabun New" w:hAnsi="TH Sarabun New" w:cs="TH Sarabun New" w:eastAsia="TH Sarabun New"/>
+          <w:b/>
+          <w:sz w:val="25"/>
+          <w:szCs w:val="25"/>
+          <w:bCs/>
+          <w:lang w:bidi="th-TH"/>
+        </w:rPr>
+        <w:t>"​พ่อ​ไม่​ชอบ​ไปหา​หมอ ไม่​ชอบ​นั่ง​รอ​"</w:t>
+      </w:r>
+      <w:r>
+        <w:rPr>
+          <w:rFonts w:ascii="TH Sarabun New" w:hAnsi="TH Sarabun New" w:cs="TH Sarabun New" w:eastAsia="TH Sarabun New"/>
+          <w:b w:val="0"/>
+          <w:sz w:val="25"/>
+          <w:szCs w:val="25"/>
+          <w:lang w:bidi="th-TH"/>
+        </w:rPr>
+        <w:t xml:space="preserve"> · ถ้า​รู้​ว่า​เสี่ยง​จะ​ทำ​กายภาพ​หรือ​พา​ไป​พบ​แพทย์</w:t>
       </w:r>
     </w:p>
     <w:p>
@@ -429,8 +446,8 @@
           <w:rFonts w:ascii="TH Sarabun New" w:hAnsi="TH Sarabun New" w:cs="TH Sarabun New" w:eastAsia="TH Sarabun New"/>
           <w:b/>
           <w:color w:val="143A74"/>
-          <w:sz w:val="26"/>
-          <w:szCs w:val="26"/>
+          <w:sz w:val="25"/>
+          <w:szCs w:val="25"/>
           <w:bCs/>
           <w:lang w:bidi="th-TH"/>
         </w:rPr>
@@ -439,33 +456,23 @@
       <w:r>
         <w:rPr>
           <w:rFonts w:ascii="TH Sarabun New" w:hAnsi="TH Sarabun New" w:cs="TH Sarabun New" w:eastAsia="TH Sarabun New"/>
-          <w:b w:val="0"/>
-          <w:sz w:val="26"/>
-          <w:szCs w:val="26"/>
-          <w:lang w:bidi="th-TH"/>
-        </w:rPr>
-        <w:t xml:space="preserve">ผู้ดูแล 1 คน </w:t>
-      </w:r>
-      <w:r>
-        <w:rPr>
-          <w:rFonts w:ascii="TH Sarabun New" w:hAnsi="TH Sarabun New" w:cs="TH Sarabun New" w:eastAsia="TH Sarabun New"/>
           <w:b/>
-          <w:sz w:val="26"/>
-          <w:szCs w:val="26"/>
+          <w:sz w:val="25"/>
+          <w:szCs w:val="25"/>
           <w:bCs/>
           <w:lang w:bidi="th-TH"/>
         </w:rPr>
-        <w:t>"​ยัง​ไม่​แน่ใจ​"</w:t>
+        <w:t>แต่ผู้สูงอายุ 3 จาก 3 คน​ติดตั้ง​แอ​ป​เอง​ไม่​ได้</w:t>
       </w:r>
       <w:r>
         <w:rPr>
           <w:rFonts w:ascii="TH Sarabun New" w:hAnsi="TH Sarabun New" w:cs="TH Sarabun New" w:eastAsia="TH Sarabun New"/>
           <w:b w:val="0"/>
-          <w:sz w:val="26"/>
-          <w:szCs w:val="26"/>
+          <w:sz w:val="25"/>
+          <w:szCs w:val="25"/>
           <w:lang w:bidi="th-TH"/>
         </w:rPr>
-        <w:t xml:space="preserve"> ว่า​ช่วย​ลด​ความเสี่ยง​ได้ · ทั้ง 2 คน​เข้าใจ​คลาดเคลื่อน​ว่า​เป็นระบบ​แจ้ง​เตือน​หรือ​ตรวจ​สุขภาพ​ทั่วไป</w:t>
+        <w:t xml:space="preserve"> (​กด​ไม่​เป็น · ตั้ง​กล้อง​ไม่​เป็น​) · ผู้ดูแล 1 คน "​ยัง​ไม่​แน่ใจ​" · ผู้ดูแล 2 คน​เข้าใจ​ว่า​เป็นระบบ​แจ้ง​เตือน​ทั่วไป</w:t>
       </w:r>
     </w:p>
     <w:p>
@@ -483,7 +490,7 @@
           <w:bCs/>
           <w:lang w:bidi="th-TH"/>
         </w:rPr>
-        <w:t>4. Feature ใด​ที่​ผู้ใช้​ต้องการ​หรือ​มองว่า​มีประโยชน์​มาก​ที่สุด</w:t>
+        <w:t>4. Feature ใด​ที่​ผู้ใช้​ต้องการ​หรือ​มองว่า​มีประโยชน์​มาก​ที่สุด (​ให้​เลือก 3 จาก 8 ใบ​)</w:t>
       </w:r>
     </w:p>
     <w:tbl>
@@ -502,14 +509,16 @@
         </w:tblBorders>
       </w:tblPr>
       <w:tblGrid>
-        <w:gridCol w:w="3289"/>
-        <w:gridCol w:w="3289"/>
-        <w:gridCol w:w="3289"/>
+        <w:gridCol w:w="1996"/>
+        <w:gridCol w:w="1996"/>
+        <w:gridCol w:w="1996"/>
+        <w:gridCol w:w="1996"/>
+        <w:gridCol w:w="1996"/>
       </w:tblGrid>
       <w:tr>
         <w:tc>
           <w:tcPr>
-            <w:tcW w:type="dxa" w:w="907"/>
+            <w:tcW w:type="dxa" w:w="5216"/>
             <w:shd w:val="clear" w:color="auto" w:fill="DCEBFB"/>
           </w:tcPr>
           <w:p>
@@ -522,18 +531,18 @@
                 <w:rFonts w:ascii="TH Sarabun New" w:hAnsi="TH Sarabun New" w:cs="TH Sarabun New" w:eastAsia="TH Sarabun New"/>
                 <w:b/>
                 <w:color w:val="143A74"/>
-                <w:sz w:val="25"/>
-                <w:szCs w:val="25"/>
+                <w:sz w:val="24"/>
+                <w:szCs w:val="24"/>
                 <w:bCs/>
                 <w:lang w:bidi="th-TH"/>
               </w:rPr>
-              <w:t>อันดับ</w:t>
+              <w:t>Feature</w:t>
             </w:r>
           </w:p>
         </w:tc>
         <w:tc>
           <w:tcPr>
-            <w:tcW w:type="dxa" w:w="6463"/>
+            <w:tcW w:type="dxa" w:w="1304"/>
             <w:shd w:val="clear" w:color="auto" w:fill="DCEBFB"/>
           </w:tcPr>
           <w:p>
@@ -546,18 +555,18 @@
                 <w:rFonts w:ascii="TH Sarabun New" w:hAnsi="TH Sarabun New" w:cs="TH Sarabun New" w:eastAsia="TH Sarabun New"/>
                 <w:b/>
                 <w:color w:val="143A74"/>
-                <w:sz w:val="25"/>
-                <w:szCs w:val="25"/>
+                <w:sz w:val="24"/>
+                <w:szCs w:val="24"/>
                 <w:bCs/>
                 <w:lang w:bidi="th-TH"/>
               </w:rPr>
-              <w:t>ลูกหลาน​ผู้ดูแล 2 คน · อันดับ 1 = 3 คะแนน · 2 = 2 · 3 = 1</w:t>
+              <w:t>ติด 3 อันดับ</w:t>
             </w:r>
           </w:p>
         </w:tc>
         <w:tc>
           <w:tcPr>
-            <w:tcW w:type="dxa" w:w="2494"/>
+            <w:tcW w:type="dxa" w:w="1077"/>
             <w:shd w:val="clear" w:color="auto" w:fill="DCEBFB"/>
           </w:tcPr>
           <w:p>
@@ -570,12 +579,60 @@
                 <w:rFonts w:ascii="TH Sarabun New" w:hAnsi="TH Sarabun New" w:cs="TH Sarabun New" w:eastAsia="TH Sarabun New"/>
                 <w:b/>
                 <w:color w:val="143A74"/>
-                <w:sz w:val="25"/>
-                <w:szCs w:val="25"/>
+                <w:sz w:val="24"/>
+                <w:szCs w:val="24"/>
                 <w:bCs/>
                 <w:lang w:bidi="th-TH"/>
               </w:rPr>
-              <w:t>ผล</w:t>
+              <w:t>อันดับ 1</w:t>
+            </w:r>
+          </w:p>
+        </w:tc>
+        <w:tc>
+          <w:tcPr>
+            <w:tcW w:type="dxa" w:w="1191"/>
+            <w:shd w:val="clear" w:color="auto" w:fill="DCEBFB"/>
+          </w:tcPr>
+          <w:p>
+            <w:pPr>
+              <w:spacing w:after="0" w:line="240" w:lineRule="auto"/>
+            </w:pPr>
+            <w:r/>
+            <w:r>
+              <w:rPr>
+                <w:rFonts w:ascii="TH Sarabun New" w:hAnsi="TH Sarabun New" w:cs="TH Sarabun New" w:eastAsia="TH Sarabun New"/>
+                <w:b/>
+                <w:color w:val="143A74"/>
+                <w:sz w:val="24"/>
+                <w:szCs w:val="24"/>
+                <w:bCs/>
+                <w:lang w:bidi="th-TH"/>
+              </w:rPr>
+              <w:t>ผู้สูงอายุ</w:t>
+            </w:r>
+          </w:p>
+        </w:tc>
+        <w:tc>
+          <w:tcPr>
+            <w:tcW w:type="dxa" w:w="1191"/>
+            <w:shd w:val="clear" w:color="auto" w:fill="DCEBFB"/>
+          </w:tcPr>
+          <w:p>
+            <w:pPr>
+              <w:spacing w:after="0" w:line="240" w:lineRule="auto"/>
+            </w:pPr>
+            <w:r/>
+            <w:r>
+              <w:rPr>
+                <w:rFonts w:ascii="TH Sarabun New" w:hAnsi="TH Sarabun New" w:cs="TH Sarabun New" w:eastAsia="TH Sarabun New"/>
+                <w:b/>
+                <w:color w:val="143A74"/>
+                <w:sz w:val="24"/>
+                <w:szCs w:val="24"/>
+                <w:bCs/>
+                <w:lang w:bidi="th-TH"/>
+              </w:rPr>
+              <w:t>ผู้ดูแล</w:t>
             </w:r>
           </w:p>
         </w:tc>
@@ -583,7 +640,29 @@
       <w:tr>
         <w:tc>
           <w:tcPr>
-            <w:tcW w:type="dxa" w:w="907"/>
+            <w:tcW w:type="dxa" w:w="5216"/>
+          </w:tcPr>
+          <w:p>
+            <w:pPr>
+              <w:spacing w:after="0" w:line="240" w:lineRule="auto"/>
+            </w:pPr>
+            <w:r/>
+            <w:r>
+              <w:rPr>
+                <w:rFonts w:ascii="TH Sarabun New" w:hAnsi="TH Sarabun New" w:cs="TH Sarabun New" w:eastAsia="TH Sarabun New"/>
+                <w:b/>
+                <w:sz w:val="24"/>
+                <w:szCs w:val="24"/>
+                <w:bCs/>
+                <w:lang w:bidi="th-TH"/>
+              </w:rPr>
+              <w:t>F1 ประเมิน​ความเสี่ยง​จาก​ที่​บ้าน​ผ่าน​กล้อง​มือถือ</w:t>
+            </w:r>
+          </w:p>
+        </w:tc>
+        <w:tc>
+          <w:tcPr>
+            <w:tcW w:type="dxa" w:w="1304"/>
           </w:tcPr>
           <w:p>
             <w:pPr>
@@ -594,17 +673,17 @@
               <w:rPr>
                 <w:rFonts w:ascii="TH Sarabun New" w:hAnsi="TH Sarabun New" w:cs="TH Sarabun New" w:eastAsia="TH Sarabun New"/>
                 <w:b w:val="0"/>
-                <w:sz w:val="25"/>
-                <w:szCs w:val="25"/>
+                <w:sz w:val="24"/>
+                <w:szCs w:val="24"/>
                 <w:lang w:bidi="th-TH"/>
               </w:rPr>
-              <w:t>1</w:t>
+              <w:t>5/5</w:t>
             </w:r>
           </w:p>
         </w:tc>
         <w:tc>
           <w:tcPr>
-            <w:tcW w:type="dxa" w:w="6463"/>
+            <w:tcW w:type="dxa" w:w="1077"/>
           </w:tcPr>
           <w:p>
             <w:pPr>
@@ -615,17 +694,17 @@
               <w:rPr>
                 <w:rFonts w:ascii="TH Sarabun New" w:hAnsi="TH Sarabun New" w:cs="TH Sarabun New" w:eastAsia="TH Sarabun New"/>
                 <w:b w:val="0"/>
-                <w:sz w:val="25"/>
-                <w:szCs w:val="25"/>
+                <w:sz w:val="24"/>
+                <w:szCs w:val="24"/>
                 <w:lang w:bidi="th-TH"/>
               </w:rPr>
-              <w:t>ทราบ​ระดับ​ความเสี่ยง​ต่อ​การ​หกล้ม​ได้​ทันที พร้อม​เหตุผล</w:t>
+              <w:t>1</w:t>
             </w:r>
           </w:p>
         </w:tc>
         <w:tc>
           <w:tcPr>
-            <w:tcW w:type="dxa" w:w="2494"/>
+            <w:tcW w:type="dxa" w:w="1191"/>
           </w:tcPr>
           <w:p>
             <w:pPr>
@@ -636,19 +715,17 @@
               <w:rPr>
                 <w:rFonts w:ascii="TH Sarabun New" w:hAnsi="TH Sarabun New" w:cs="TH Sarabun New" w:eastAsia="TH Sarabun New"/>
                 <w:b w:val="0"/>
-                <w:sz w:val="25"/>
-                <w:szCs w:val="25"/>
+                <w:sz w:val="24"/>
+                <w:szCs w:val="24"/>
                 <w:lang w:bidi="th-TH"/>
               </w:rPr>
-              <w:t>5 คะแนน · เลือก 2/2 คน</w:t>
+              <w:t>3/3</w:t>
             </w:r>
           </w:p>
         </w:tc>
-      </w:tr>
-      <w:tr>
         <w:tc>
           <w:tcPr>
-            <w:tcW w:type="dxa" w:w="907"/>
+            <w:tcW w:type="dxa" w:w="1191"/>
           </w:tcPr>
           <w:p>
             <w:pPr>
@@ -659,17 +736,41 @@
               <w:rPr>
                 <w:rFonts w:ascii="TH Sarabun New" w:hAnsi="TH Sarabun New" w:cs="TH Sarabun New" w:eastAsia="TH Sarabun New"/>
                 <w:b w:val="0"/>
-                <w:sz w:val="25"/>
-                <w:szCs w:val="25"/>
+                <w:sz w:val="24"/>
+                <w:szCs w:val="24"/>
                 <w:lang w:bidi="th-TH"/>
               </w:rPr>
-              <w:t>2</w:t>
+              <w:t>2/2</w:t>
+            </w:r>
+          </w:p>
+        </w:tc>
+      </w:tr>
+      <w:tr>
+        <w:tc>
+          <w:tcPr>
+            <w:tcW w:type="dxa" w:w="5216"/>
+          </w:tcPr>
+          <w:p>
+            <w:pPr>
+              <w:spacing w:after="0" w:line="240" w:lineRule="auto"/>
+            </w:pPr>
+            <w:r/>
+            <w:r>
+              <w:rPr>
+                <w:rFonts w:ascii="TH Sarabun New" w:hAnsi="TH Sarabun New" w:cs="TH Sarabun New" w:eastAsia="TH Sarabun New"/>
+                <w:b/>
+                <w:sz w:val="24"/>
+                <w:szCs w:val="24"/>
+                <w:bCs/>
+                <w:lang w:bidi="th-TH"/>
+              </w:rPr>
+              <w:t>F2 รู้​ผล​ทันที​ว่า​เสี่ยง​ระดับ​ไหน พร้อม​เหตุผล</w:t>
             </w:r>
           </w:p>
         </w:tc>
         <w:tc>
           <w:tcPr>
-            <w:tcW w:type="dxa" w:w="6463"/>
+            <w:tcW w:type="dxa" w:w="1304"/>
           </w:tcPr>
           <w:p>
             <w:pPr>
@@ -680,17 +781,17 @@
               <w:rPr>
                 <w:rFonts w:ascii="TH Sarabun New" w:hAnsi="TH Sarabun New" w:cs="TH Sarabun New" w:eastAsia="TH Sarabun New"/>
                 <w:b w:val="0"/>
-                <w:sz w:val="25"/>
-                <w:szCs w:val="25"/>
+                <w:sz w:val="24"/>
+                <w:szCs w:val="24"/>
                 <w:lang w:bidi="th-TH"/>
               </w:rPr>
-              <w:t>ประเมิน​ความเสี่ยง​ด้าน​การเคลื่อนไหว​และ​การ​หกล้ม​จาก​ที่​บ้าน​ผ่าน​กล้อง​มือถือ</w:t>
+              <w:t>4/5</w:t>
             </w:r>
           </w:p>
         </w:tc>
         <w:tc>
           <w:tcPr>
-            <w:tcW w:type="dxa" w:w="2494"/>
+            <w:tcW w:type="dxa" w:w="1077"/>
           </w:tcPr>
           <w:p>
             <w:pPr>
@@ -701,19 +802,17 @@
               <w:rPr>
                 <w:rFonts w:ascii="TH Sarabun New" w:hAnsi="TH Sarabun New" w:cs="TH Sarabun New" w:eastAsia="TH Sarabun New"/>
                 <w:b w:val="0"/>
-                <w:sz w:val="25"/>
-                <w:szCs w:val="25"/>
+                <w:sz w:val="24"/>
+                <w:szCs w:val="24"/>
                 <w:lang w:bidi="th-TH"/>
               </w:rPr>
-              <w:t>4 คะแนน · เลือก 2/2 คน</w:t>
+              <w:t>1</w:t>
             </w:r>
           </w:p>
         </w:tc>
-      </w:tr>
-      <w:tr>
         <w:tc>
           <w:tcPr>
-            <w:tcW w:type="dxa" w:w="907"/>
+            <w:tcW w:type="dxa" w:w="1191"/>
           </w:tcPr>
           <w:p>
             <w:pPr>
@@ -724,17 +823,17 @@
               <w:rPr>
                 <w:rFonts w:ascii="TH Sarabun New" w:hAnsi="TH Sarabun New" w:cs="TH Sarabun New" w:eastAsia="TH Sarabun New"/>
                 <w:b w:val="0"/>
-                <w:sz w:val="25"/>
-                <w:szCs w:val="25"/>
+                <w:sz w:val="24"/>
+                <w:szCs w:val="24"/>
                 <w:lang w:bidi="th-TH"/>
               </w:rPr>
-              <w:t>3</w:t>
+              <w:t>2/3</w:t>
             </w:r>
           </w:p>
         </w:tc>
         <w:tc>
           <w:tcPr>
-            <w:tcW w:type="dxa" w:w="6463"/>
+            <w:tcW w:type="dxa" w:w="1191"/>
           </w:tcPr>
           <w:p>
             <w:pPr>
@@ -745,17 +844,41 @@
               <w:rPr>
                 <w:rFonts w:ascii="TH Sarabun New" w:hAnsi="TH Sarabun New" w:cs="TH Sarabun New" w:eastAsia="TH Sarabun New"/>
                 <w:b w:val="0"/>
-                <w:sz w:val="25"/>
-                <w:szCs w:val="25"/>
+                <w:sz w:val="24"/>
+                <w:szCs w:val="24"/>
                 <w:lang w:bidi="th-TH"/>
               </w:rPr>
-              <w:t>ดู​ผล​ย้อนหลัง​และ​แนวโน้ม​ว่า​ความเสี่ยง​ดีขึ้น​หรือ​แย่​ลง</w:t>
+              <w:t>2/2</w:t>
+            </w:r>
+          </w:p>
+        </w:tc>
+      </w:tr>
+      <w:tr>
+        <w:tc>
+          <w:tcPr>
+            <w:tcW w:type="dxa" w:w="5216"/>
+          </w:tcPr>
+          <w:p>
+            <w:pPr>
+              <w:spacing w:after="0" w:line="240" w:lineRule="auto"/>
+            </w:pPr>
+            <w:r/>
+            <w:r>
+              <w:rPr>
+                <w:rFonts w:ascii="TH Sarabun New" w:hAnsi="TH Sarabun New" w:cs="TH Sarabun New" w:eastAsia="TH Sarabun New"/>
+                <w:b/>
+                <w:sz w:val="24"/>
+                <w:szCs w:val="24"/>
+                <w:bCs/>
+                <w:lang w:bidi="th-TH"/>
+              </w:rPr>
+              <w:t>F3 ลูกหลาน​ได้รับ​แจ้ง​เมื่อ​ผล​แย่​ลง</w:t>
             </w:r>
           </w:p>
         </w:tc>
         <w:tc>
           <w:tcPr>
-            <w:tcW w:type="dxa" w:w="2494"/>
+            <w:tcW w:type="dxa" w:w="1304"/>
           </w:tcPr>
           <w:p>
             <w:pPr>
@@ -766,11 +889,396 @@
               <w:rPr>
                 <w:rFonts w:ascii="TH Sarabun New" w:hAnsi="TH Sarabun New" w:cs="TH Sarabun New" w:eastAsia="TH Sarabun New"/>
                 <w:b w:val="0"/>
-                <w:sz w:val="25"/>
-                <w:szCs w:val="25"/>
+                <w:sz w:val="24"/>
+                <w:szCs w:val="24"/>
                 <w:lang w:bidi="th-TH"/>
               </w:rPr>
-              <w:t>3 คะแนน · เลือก 2/2 คน</w:t>
+              <w:t>3/5</w:t>
+            </w:r>
+          </w:p>
+        </w:tc>
+        <w:tc>
+          <w:tcPr>
+            <w:tcW w:type="dxa" w:w="1077"/>
+          </w:tcPr>
+          <w:p>
+            <w:pPr>
+              <w:spacing w:after="0" w:line="240" w:lineRule="auto"/>
+            </w:pPr>
+            <w:r/>
+            <w:r>
+              <w:rPr>
+                <w:rFonts w:ascii="TH Sarabun New" w:hAnsi="TH Sarabun New" w:cs="TH Sarabun New" w:eastAsia="TH Sarabun New"/>
+                <w:b w:val="0"/>
+                <w:sz w:val="24"/>
+                <w:szCs w:val="24"/>
+                <w:lang w:bidi="th-TH"/>
+              </w:rPr>
+              <w:t>3</w:t>
+            </w:r>
+          </w:p>
+        </w:tc>
+        <w:tc>
+          <w:tcPr>
+            <w:tcW w:type="dxa" w:w="1191"/>
+          </w:tcPr>
+          <w:p>
+            <w:pPr>
+              <w:spacing w:after="0" w:line="240" w:lineRule="auto"/>
+            </w:pPr>
+            <w:r/>
+            <w:r>
+              <w:rPr>
+                <w:rFonts w:ascii="TH Sarabun New" w:hAnsi="TH Sarabun New" w:cs="TH Sarabun New" w:eastAsia="TH Sarabun New"/>
+                <w:b w:val="0"/>
+                <w:sz w:val="24"/>
+                <w:szCs w:val="24"/>
+                <w:lang w:bidi="th-TH"/>
+              </w:rPr>
+              <w:t>3/3</w:t>
+            </w:r>
+          </w:p>
+        </w:tc>
+        <w:tc>
+          <w:tcPr>
+            <w:tcW w:type="dxa" w:w="1191"/>
+          </w:tcPr>
+          <w:p>
+            <w:pPr>
+              <w:spacing w:after="0" w:line="240" w:lineRule="auto"/>
+            </w:pPr>
+            <w:r/>
+            <w:r>
+              <w:rPr>
+                <w:rFonts w:ascii="TH Sarabun New" w:hAnsi="TH Sarabun New" w:cs="TH Sarabun New" w:eastAsia="TH Sarabun New"/>
+                <w:b w:val="0"/>
+                <w:sz w:val="24"/>
+                <w:szCs w:val="24"/>
+                <w:lang w:bidi="th-TH"/>
+              </w:rPr>
+              <w:t>0/2</w:t>
+            </w:r>
+          </w:p>
+        </w:tc>
+      </w:tr>
+      <w:tr>
+        <w:tc>
+          <w:tcPr>
+            <w:tcW w:type="dxa" w:w="5216"/>
+          </w:tcPr>
+          <w:p>
+            <w:pPr>
+              <w:spacing w:after="0" w:line="240" w:lineRule="auto"/>
+            </w:pPr>
+            <w:r/>
+            <w:r>
+              <w:rPr>
+                <w:rFonts w:ascii="TH Sarabun New" w:hAnsi="TH Sarabun New" w:cs="TH Sarabun New" w:eastAsia="TH Sarabun New"/>
+                <w:b/>
+                <w:sz w:val="24"/>
+                <w:szCs w:val="24"/>
+                <w:bCs/>
+                <w:lang w:bidi="th-TH"/>
+              </w:rPr>
+              <w:t>F7 ดู​ย้อนหลัง​ว่า​ดีขึ้น​หรือ​แย่​ลง</w:t>
+            </w:r>
+          </w:p>
+        </w:tc>
+        <w:tc>
+          <w:tcPr>
+            <w:tcW w:type="dxa" w:w="1304"/>
+          </w:tcPr>
+          <w:p>
+            <w:pPr>
+              <w:spacing w:after="0" w:line="240" w:lineRule="auto"/>
+            </w:pPr>
+            <w:r/>
+            <w:r>
+              <w:rPr>
+                <w:rFonts w:ascii="TH Sarabun New" w:hAnsi="TH Sarabun New" w:cs="TH Sarabun New" w:eastAsia="TH Sarabun New"/>
+                <w:b w:val="0"/>
+                <w:sz w:val="24"/>
+                <w:szCs w:val="24"/>
+                <w:lang w:bidi="th-TH"/>
+              </w:rPr>
+              <w:t>2/5</w:t>
+            </w:r>
+          </w:p>
+        </w:tc>
+        <w:tc>
+          <w:tcPr>
+            <w:tcW w:type="dxa" w:w="1077"/>
+          </w:tcPr>
+          <w:p>
+            <w:pPr>
+              <w:spacing w:after="0" w:line="240" w:lineRule="auto"/>
+            </w:pPr>
+            <w:r/>
+            <w:r>
+              <w:rPr>
+                <w:rFonts w:ascii="TH Sarabun New" w:hAnsi="TH Sarabun New" w:cs="TH Sarabun New" w:eastAsia="TH Sarabun New"/>
+                <w:b w:val="0"/>
+                <w:sz w:val="24"/>
+                <w:szCs w:val="24"/>
+                <w:lang w:bidi="th-TH"/>
+              </w:rPr>
+              <w:t>0</w:t>
+            </w:r>
+          </w:p>
+        </w:tc>
+        <w:tc>
+          <w:tcPr>
+            <w:tcW w:type="dxa" w:w="1191"/>
+          </w:tcPr>
+          <w:p>
+            <w:pPr>
+              <w:spacing w:after="0" w:line="240" w:lineRule="auto"/>
+            </w:pPr>
+            <w:r/>
+            <w:r>
+              <w:rPr>
+                <w:rFonts w:ascii="TH Sarabun New" w:hAnsi="TH Sarabun New" w:cs="TH Sarabun New" w:eastAsia="TH Sarabun New"/>
+                <w:b w:val="0"/>
+                <w:sz w:val="24"/>
+                <w:szCs w:val="24"/>
+                <w:lang w:bidi="th-TH"/>
+              </w:rPr>
+              <w:t>0/3</w:t>
+            </w:r>
+          </w:p>
+        </w:tc>
+        <w:tc>
+          <w:tcPr>
+            <w:tcW w:type="dxa" w:w="1191"/>
+          </w:tcPr>
+          <w:p>
+            <w:pPr>
+              <w:spacing w:after="0" w:line="240" w:lineRule="auto"/>
+            </w:pPr>
+            <w:r/>
+            <w:r>
+              <w:rPr>
+                <w:rFonts w:ascii="TH Sarabun New" w:hAnsi="TH Sarabun New" w:cs="TH Sarabun New" w:eastAsia="TH Sarabun New"/>
+                <w:b w:val="0"/>
+                <w:sz w:val="24"/>
+                <w:szCs w:val="24"/>
+                <w:lang w:bidi="th-TH"/>
+              </w:rPr>
+              <w:t>2/2</w:t>
+            </w:r>
+          </w:p>
+        </w:tc>
+      </w:tr>
+      <w:tr>
+        <w:tc>
+          <w:tcPr>
+            <w:tcW w:type="dxa" w:w="5216"/>
+          </w:tcPr>
+          <w:p>
+            <w:pPr>
+              <w:spacing w:after="0" w:line="240" w:lineRule="auto"/>
+            </w:pPr>
+            <w:r/>
+            <w:r>
+              <w:rPr>
+                <w:rFonts w:ascii="TH Sarabun New" w:hAnsi="TH Sarabun New" w:cs="TH Sarabun New" w:eastAsia="TH Sarabun New"/>
+                <w:b/>
+                <w:sz w:val="24"/>
+                <w:szCs w:val="24"/>
+                <w:bCs/>
+                <w:lang w:bidi="th-TH"/>
+              </w:rPr>
+              <w:t>F4 เจ้าหน้าที่​โทร​หา​เมื่อ​พบ​ความเสี่ยง</w:t>
+            </w:r>
+          </w:p>
+        </w:tc>
+        <w:tc>
+          <w:tcPr>
+            <w:tcW w:type="dxa" w:w="1304"/>
+          </w:tcPr>
+          <w:p>
+            <w:pPr>
+              <w:spacing w:after="0" w:line="240" w:lineRule="auto"/>
+            </w:pPr>
+            <w:r/>
+            <w:r>
+              <w:rPr>
+                <w:rFonts w:ascii="TH Sarabun New" w:hAnsi="TH Sarabun New" w:cs="TH Sarabun New" w:eastAsia="TH Sarabun New"/>
+                <w:b w:val="0"/>
+                <w:sz w:val="24"/>
+                <w:szCs w:val="24"/>
+                <w:lang w:bidi="th-TH"/>
+              </w:rPr>
+              <w:t>1/5</w:t>
+            </w:r>
+          </w:p>
+        </w:tc>
+        <w:tc>
+          <w:tcPr>
+            <w:tcW w:type="dxa" w:w="1077"/>
+          </w:tcPr>
+          <w:p>
+            <w:pPr>
+              <w:spacing w:after="0" w:line="240" w:lineRule="auto"/>
+            </w:pPr>
+            <w:r/>
+            <w:r>
+              <w:rPr>
+                <w:rFonts w:ascii="TH Sarabun New" w:hAnsi="TH Sarabun New" w:cs="TH Sarabun New" w:eastAsia="TH Sarabun New"/>
+                <w:b w:val="0"/>
+                <w:sz w:val="24"/>
+                <w:szCs w:val="24"/>
+                <w:lang w:bidi="th-TH"/>
+              </w:rPr>
+              <w:t>0</w:t>
+            </w:r>
+          </w:p>
+        </w:tc>
+        <w:tc>
+          <w:tcPr>
+            <w:tcW w:type="dxa" w:w="1191"/>
+          </w:tcPr>
+          <w:p>
+            <w:pPr>
+              <w:spacing w:after="0" w:line="240" w:lineRule="auto"/>
+            </w:pPr>
+            <w:r/>
+            <w:r>
+              <w:rPr>
+                <w:rFonts w:ascii="TH Sarabun New" w:hAnsi="TH Sarabun New" w:cs="TH Sarabun New" w:eastAsia="TH Sarabun New"/>
+                <w:b w:val="0"/>
+                <w:sz w:val="24"/>
+                <w:szCs w:val="24"/>
+                <w:lang w:bidi="th-TH"/>
+              </w:rPr>
+              <w:t>1/3</w:t>
+            </w:r>
+          </w:p>
+        </w:tc>
+        <w:tc>
+          <w:tcPr>
+            <w:tcW w:type="dxa" w:w="1191"/>
+          </w:tcPr>
+          <w:p>
+            <w:pPr>
+              <w:spacing w:after="0" w:line="240" w:lineRule="auto"/>
+            </w:pPr>
+            <w:r/>
+            <w:r>
+              <w:rPr>
+                <w:rFonts w:ascii="TH Sarabun New" w:hAnsi="TH Sarabun New" w:cs="TH Sarabun New" w:eastAsia="TH Sarabun New"/>
+                <w:b w:val="0"/>
+                <w:sz w:val="24"/>
+                <w:szCs w:val="24"/>
+                <w:lang w:bidi="th-TH"/>
+              </w:rPr>
+              <w:t>0/2</w:t>
+            </w:r>
+          </w:p>
+        </w:tc>
+      </w:tr>
+      <w:tr>
+        <w:tc>
+          <w:tcPr>
+            <w:tcW w:type="dxa" w:w="5216"/>
+          </w:tcPr>
+          <w:p>
+            <w:pPr>
+              <w:spacing w:after="0" w:line="240" w:lineRule="auto"/>
+            </w:pPr>
+            <w:r/>
+            <w:r>
+              <w:rPr>
+                <w:rFonts w:ascii="TH Sarabun New" w:hAnsi="TH Sarabun New" w:cs="TH Sarabun New" w:eastAsia="TH Sarabun New"/>
+                <w:b/>
+                <w:sz w:val="24"/>
+                <w:szCs w:val="24"/>
+                <w:bCs/>
+                <w:lang w:bidi="th-TH"/>
+              </w:rPr>
+              <w:t>ไม่​มี​ผู้​เลือก​: F5 · F6 · F8 (เภสัชกร · นัก​กายภาพ · ความเป็นส่วนตัว​)</w:t>
+            </w:r>
+          </w:p>
+        </w:tc>
+        <w:tc>
+          <w:tcPr>
+            <w:tcW w:type="dxa" w:w="1304"/>
+          </w:tcPr>
+          <w:p>
+            <w:pPr>
+              <w:spacing w:after="0" w:line="240" w:lineRule="auto"/>
+            </w:pPr>
+            <w:r/>
+            <w:r>
+              <w:rPr>
+                <w:rFonts w:ascii="TH Sarabun New" w:hAnsi="TH Sarabun New" w:cs="TH Sarabun New" w:eastAsia="TH Sarabun New"/>
+                <w:b w:val="0"/>
+                <w:sz w:val="24"/>
+                <w:szCs w:val="24"/>
+                <w:lang w:bidi="th-TH"/>
+              </w:rPr>
+              <w:t>0</w:t>
+            </w:r>
+          </w:p>
+        </w:tc>
+        <w:tc>
+          <w:tcPr>
+            <w:tcW w:type="dxa" w:w="1077"/>
+          </w:tcPr>
+          <w:p>
+            <w:pPr>
+              <w:spacing w:after="0" w:line="240" w:lineRule="auto"/>
+            </w:pPr>
+            <w:r/>
+            <w:r>
+              <w:rPr>
+                <w:rFonts w:ascii="TH Sarabun New" w:hAnsi="TH Sarabun New" w:cs="TH Sarabun New" w:eastAsia="TH Sarabun New"/>
+                <w:b w:val="0"/>
+                <w:sz w:val="24"/>
+                <w:szCs w:val="24"/>
+                <w:lang w:bidi="th-TH"/>
+              </w:rPr>
+              <w:t>0</w:t>
+            </w:r>
+          </w:p>
+        </w:tc>
+        <w:tc>
+          <w:tcPr>
+            <w:tcW w:type="dxa" w:w="1191"/>
+          </w:tcPr>
+          <w:p>
+            <w:pPr>
+              <w:spacing w:after="0" w:line="240" w:lineRule="auto"/>
+            </w:pPr>
+            <w:r/>
+            <w:r>
+              <w:rPr>
+                <w:rFonts w:ascii="TH Sarabun New" w:hAnsi="TH Sarabun New" w:cs="TH Sarabun New" w:eastAsia="TH Sarabun New"/>
+                <w:b w:val="0"/>
+                <w:sz w:val="24"/>
+                <w:szCs w:val="24"/>
+                <w:lang w:bidi="th-TH"/>
+              </w:rPr>
+            </w:r>
+          </w:p>
+        </w:tc>
+        <w:tc>
+          <w:tcPr>
+            <w:tcW w:type="dxa" w:w="1191"/>
+          </w:tcPr>
+          <w:p>
+            <w:pPr>
+              <w:spacing w:after="0" w:line="240" w:lineRule="auto"/>
+            </w:pPr>
+            <w:r/>
+            <w:r>
+              <w:rPr>
+                <w:rFonts w:ascii="TH Sarabun New" w:hAnsi="TH Sarabun New" w:cs="TH Sarabun New" w:eastAsia="TH Sarabun New"/>
+                <w:b w:val="0"/>
+                <w:sz w:val="24"/>
+                <w:szCs w:val="24"/>
+                <w:lang w:bidi="th-TH"/>
+              </w:rPr>
             </w:r>
           </w:p>
         </w:tc>
@@ -791,8 +1299,8 @@
           <w:rFonts w:ascii="TH Sarabun New" w:hAnsi="TH Sarabun New" w:cs="TH Sarabun New" w:eastAsia="TH Sarabun New"/>
           <w:b/>
           <w:color w:val="143A74"/>
-          <w:sz w:val="26"/>
-          <w:szCs w:val="26"/>
+          <w:sz w:val="25"/>
+          <w:szCs w:val="25"/>
           <w:bCs/>
           <w:lang w:bidi="th-TH"/>
         </w:rPr>
@@ -802,61 +1310,22 @@
         <w:rPr>
           <w:rFonts w:ascii="TH Sarabun New" w:hAnsi="TH Sarabun New" w:cs="TH Sarabun New" w:eastAsia="TH Sarabun New"/>
           <w:b/>
-          <w:sz w:val="26"/>
-          <w:szCs w:val="26"/>
+          <w:sz w:val="25"/>
+          <w:szCs w:val="25"/>
           <w:bCs/>
           <w:lang w:bidi="th-TH"/>
         </w:rPr>
-        <w:t xml:space="preserve">ผู้สูงอายุ 3 คน ให้ความสำคัญ​กับ​: </w:t>
+        <w:t>ผู้สูงอายุทั้ง 3 คน​เลือก "​แจ้ง​ลูกหลาน​" เป็น​อันดับ 1</w:t>
       </w:r>
       <w:r>
         <w:rPr>
           <w:rFonts w:ascii="TH Sarabun New" w:hAnsi="TH Sarabun New" w:cs="TH Sarabun New" w:eastAsia="TH Sarabun New"/>
           <w:b w:val="0"/>
-          <w:sz w:val="26"/>
-          <w:szCs w:val="26"/>
+          <w:sz w:val="25"/>
+          <w:szCs w:val="25"/>
           <w:lang w:bidi="th-TH"/>
         </w:rPr>
-        <w:t>ต้องการ​ให้​แจ้ง​ลูกหลาน​เมื่อ​พบ​ความเสี่ยง​หรือ​เกิดเหตุ · ประเมิน​ได้​จาก​ที่​บ้าน · รู้​ผล​ทันที​ว่า​เสี่ยง​ระดับ​ไหน</w:t>
-      </w:r>
-    </w:p>
-    <w:p>
-      <w:pPr>
-        <w:spacing w:after="0" w:line="240" w:lineRule="auto"/>
-        <w:ind w:left="170"/>
-      </w:pPr>
-      <w:r>
-        <w:rPr>
-          <w:rFonts w:ascii="TH Sarabun New" w:hAnsi="TH Sarabun New" w:cs="TH Sarabun New" w:eastAsia="TH Sarabun New"/>
-          <w:b/>
-          <w:color w:val="143A74"/>
-          <w:sz w:val="26"/>
-          <w:szCs w:val="26"/>
-          <w:bCs/>
-          <w:lang w:bidi="th-TH"/>
-        </w:rPr>
-        <w:t xml:space="preserve">•  </w:t>
-      </w:r>
-      <w:r>
-        <w:rPr>
-          <w:rFonts w:ascii="TH Sarabun New" w:hAnsi="TH Sarabun New" w:cs="TH Sarabun New" w:eastAsia="TH Sarabun New"/>
-          <w:b/>
-          <w:sz w:val="26"/>
-          <w:szCs w:val="26"/>
-          <w:bCs/>
-          <w:lang w:bidi="th-TH"/>
-        </w:rPr>
-        <w:t xml:space="preserve">ข้อสังเกต​: </w:t>
-      </w:r>
-      <w:r>
-        <w:rPr>
-          <w:rFonts w:ascii="TH Sarabun New" w:hAnsi="TH Sarabun New" w:cs="TH Sarabun New" w:eastAsia="TH Sarabun New"/>
-          <w:b w:val="0"/>
-          <w:sz w:val="26"/>
-          <w:szCs w:val="26"/>
-          <w:lang w:bidi="th-TH"/>
-        </w:rPr>
-        <w:t>การแจ้งลูกหลานมาจากกลุ่มผู้สูงอายุ · เภสัชกร นัก​กายภาพ และ​เจ้าหน้าที่​โทร​กลับ ไม่​มี​ผู้ดูแล​เลือก</w:t>
+        <w:t xml:space="preserve"> และ​ทุกคน​พึ่ง​คนใน​บ้าน​ให้​รู้​เมื่อ​ล้ม (​ร้องเรียก​ลูก · หลาน​เห็น​)</w:t>
       </w:r>
     </w:p>
     <w:tbl>
@@ -874,7 +1343,7 @@
         </w:tblBorders>
       </w:tblPr>
       <w:tblGrid>
-        <w:gridCol w:w="9866"/>
+        <w:gridCol w:w="9978"/>
       </w:tblGrid>
       <w:tr>
         <w:tc>
@@ -911,7 +1380,7 @@
                 <w:szCs w:val="26"/>
                 <w:lang w:bidi="th-TH"/>
               </w:rPr>
-              <w:t>ผู้สูงอายุหลายคนติดตั้งหรือใช้แอปเองไม่ได้ และ​ผู้ใช้​สนใจ​ว่า "​ถ้า​มี​ความเสี่ยง ใคร​จะ​รู้ และ​รู้​เร็ว​แค่​ไหน​" มากกว่า​ตัว​เทคโนโลยี — ลูกหลาน​จึง​ควร​เป็น​ผู้​ตั้งค่า​และ​รับ​ข้อมูล ส่วนผู้สูงอายุทำเพียงแบบทดสอบสั้น ๆ</w:t>
+              <w:t>ทุกคน​อยาก​ให้​ประเมิน​ที่​บ้าน​ได้ แต่ผู้สูงอายุทุกคนใช้แอปหรือตั้งกล้องเองไม่ได้ และ​สิ่ง​ที่​อยากได้​ที่สุด​คือ "​ให้​ลูกหลาน​รู้​" — ลูกหลาน​จึง​ต้อง​เป็น​ผู้​ตั้งค่า​และ​รับ​ผล ส่วนผู้สูงอายุทำเพียงแบบทดสอบสั้น ๆ</w:t>
             </w:r>
           </w:p>
         </w:tc>
@@ -956,13 +1425,13 @@
         </w:tblBorders>
       </w:tblPr>
       <w:tblGrid>
-        <w:gridCol w:w="4933"/>
-        <w:gridCol w:w="4933"/>
+        <w:gridCol w:w="4989"/>
+        <w:gridCol w:w="4989"/>
       </w:tblGrid>
       <w:tr>
         <w:tc>
           <w:tcPr>
-            <w:tcW w:type="dxa" w:w="3061"/>
+            <w:tcW w:type="dxa" w:w="3515"/>
             <w:shd w:val="clear" w:color="auto" w:fill="DCEBFB"/>
           </w:tcPr>
           <w:p>
@@ -975,8 +1444,8 @@
                 <w:rFonts w:ascii="TH Sarabun New" w:hAnsi="TH Sarabun New" w:cs="TH Sarabun New" w:eastAsia="TH Sarabun New"/>
                 <w:b/>
                 <w:color w:val="143A74"/>
-                <w:sz w:val="25"/>
-                <w:szCs w:val="25"/>
+                <w:sz w:val="24"/>
+                <w:szCs w:val="24"/>
                 <w:bCs/>
                 <w:lang w:bidi="th-TH"/>
               </w:rPr>
@@ -986,7 +1455,7 @@
         </w:tc>
         <w:tc>
           <w:tcPr>
-            <w:tcW w:type="dxa" w:w="6803"/>
+            <w:tcW w:type="dxa" w:w="6463"/>
             <w:shd w:val="clear" w:color="auto" w:fill="DCEBFB"/>
           </w:tcPr>
           <w:p>
@@ -999,8 +1468,8 @@
                 <w:rFonts w:ascii="TH Sarabun New" w:hAnsi="TH Sarabun New" w:cs="TH Sarabun New" w:eastAsia="TH Sarabun New"/>
                 <w:b/>
                 <w:color w:val="143A74"/>
-                <w:sz w:val="25"/>
-                <w:szCs w:val="25"/>
+                <w:sz w:val="24"/>
+                <w:szCs w:val="24"/>
                 <w:bCs/>
                 <w:lang w:bidi="th-TH"/>
               </w:rPr>
@@ -1012,7 +1481,7 @@
       <w:tr>
         <w:tc>
           <w:tcPr>
-            <w:tcW w:type="dxa" w:w="3061"/>
+            <w:tcW w:type="dxa" w:w="3515"/>
           </w:tcPr>
           <w:p>
             <w:pPr>
@@ -1023,18 +1492,18 @@
               <w:rPr>
                 <w:rFonts w:ascii="TH Sarabun New" w:hAnsi="TH Sarabun New" w:cs="TH Sarabun New" w:eastAsia="TH Sarabun New"/>
                 <w:b/>
-                <w:sz w:val="25"/>
-                <w:szCs w:val="25"/>
+                <w:sz w:val="24"/>
+                <w:szCs w:val="24"/>
                 <w:bCs/>
                 <w:lang w:bidi="th-TH"/>
               </w:rPr>
-              <w:t>ผู้สูงอายุใช้แอปเองไม่ได้</w:t>
+              <w:t>ผู้สูงอายุ 3/3 คน​เลือก​แจ้ง​ลูกหลาน​เป็น​อันดับ 1</w:t>
             </w:r>
           </w:p>
         </w:tc>
         <w:tc>
           <w:tcPr>
-            <w:tcW w:type="dxa" w:w="6803"/>
+            <w:tcW w:type="dxa" w:w="6463"/>
           </w:tcPr>
           <w:p>
             <w:pPr>
@@ -1045,11 +1514,11 @@
               <w:rPr>
                 <w:rFonts w:ascii="TH Sarabun New" w:hAnsi="TH Sarabun New" w:cs="TH Sarabun New" w:eastAsia="TH Sarabun New"/>
                 <w:b w:val="0"/>
-                <w:sz w:val="25"/>
-                <w:szCs w:val="25"/>
+                <w:sz w:val="24"/>
+                <w:szCs w:val="24"/>
                 <w:lang w:bidi="th-TH"/>
               </w:rPr>
-              <w:t>เพิ่ม​โหมด​ให้​ลูกหลาน​เป็น​ผู้​ตั้งค่า​และ​ดูแล​แอ​ป ผู้สูงอายุกดปุ่มเดียวเพื่อเริ่มทดสอบตามนัด</w:t>
+              <w:t>ยก​เป็น​ฟีเจอร์​หลัก เปิด​ตั้งแต่​เริ่ม​ใช้ (​เมื่อ​ยินยอม​) แจ้ง​เมื่อ​ผล​แย่​ลง​หรือ​กด​แจ้ง​ว่า​ล้ม</w:t>
             </w:r>
           </w:p>
         </w:tc>
@@ -1057,7 +1526,7 @@
       <w:tr>
         <w:tc>
           <w:tcPr>
-            <w:tcW w:type="dxa" w:w="3061"/>
+            <w:tcW w:type="dxa" w:w="3515"/>
           </w:tcPr>
           <w:p>
             <w:pPr>
@@ -1068,18 +1537,18 @@
               <w:rPr>
                 <w:rFonts w:ascii="TH Sarabun New" w:hAnsi="TH Sarabun New" w:cs="TH Sarabun New" w:eastAsia="TH Sarabun New"/>
                 <w:b/>
-                <w:sz w:val="25"/>
-                <w:szCs w:val="25"/>
+                <w:sz w:val="24"/>
+                <w:szCs w:val="24"/>
                 <w:bCs/>
                 <w:lang w:bidi="th-TH"/>
               </w:rPr>
-              <w:t>ผู้สูงอายุต้องการให้แจ้งลูกหลาน</w:t>
+              <w:t>ใช้​แอ​ป​เอง​ไม่​ได้ · ตั้ง​กล้อง​ไม่​เป็น</w:t>
             </w:r>
           </w:p>
         </w:tc>
         <w:tc>
           <w:tcPr>
-            <w:tcW w:type="dxa" w:w="6803"/>
+            <w:tcW w:type="dxa" w:w="6463"/>
           </w:tcPr>
           <w:p>
             <w:pPr>
@@ -1090,11 +1559,11 @@
               <w:rPr>
                 <w:rFonts w:ascii="TH Sarabun New" w:hAnsi="TH Sarabun New" w:cs="TH Sarabun New" w:eastAsia="TH Sarabun New"/>
                 <w:b w:val="0"/>
-                <w:sz w:val="25"/>
-                <w:szCs w:val="25"/>
+                <w:sz w:val="24"/>
+                <w:szCs w:val="24"/>
                 <w:lang w:bidi="th-TH"/>
               </w:rPr>
-              <w:t>ยก​การ​แจ้ง​ลูกหลาน​ขึ้น​เป็น​ฟีเจอร์​หลัก ส่ง​ทันที​เมื่อ​ผล​แย่​ลง​หรือ​มี​การ​กด​แจ้ง​ว่า​ล้ม</w:t>
+              <w:t>ลูกหลาน​เป็น​ผู้​ตั้งค่า มี​ภาพ​นำ​การ​วาง​มือถือ · ตั้ง​กล้อง​ไม่​ได้​ใช้​จับเวลา​ด้วยมือ​แทน</w:t>
             </w:r>
           </w:p>
         </w:tc>
@@ -1102,7 +1571,7 @@
       <w:tr>
         <w:tc>
           <w:tcPr>
-            <w:tcW w:type="dxa" w:w="3061"/>
+            <w:tcW w:type="dxa" w:w="3515"/>
           </w:tcPr>
           <w:p>
             <w:pPr>
@@ -1113,18 +1582,18 @@
               <w:rPr>
                 <w:rFonts w:ascii="TH Sarabun New" w:hAnsi="TH Sarabun New" w:cs="TH Sarabun New" w:eastAsia="TH Sarabun New"/>
                 <w:b/>
-                <w:sz w:val="25"/>
-                <w:szCs w:val="25"/>
+                <w:sz w:val="24"/>
+                <w:szCs w:val="24"/>
                 <w:bCs/>
                 <w:lang w:bidi="th-TH"/>
               </w:rPr>
-              <w:t>ผู้ดูแล​เลือก​ผล​ทันที ประเมิน​ที่​บ้าน แนวโน้ม</w:t>
+              <w:t>ประเมิน​ที่​บ้าน 5/5 · ผล​ทันที 4/5</w:t>
             </w:r>
           </w:p>
         </w:tc>
         <w:tc>
           <w:tcPr>
-            <w:tcW w:type="dxa" w:w="6803"/>
+            <w:tcW w:type="dxa" w:w="6463"/>
           </w:tcPr>
           <w:p>
             <w:pPr>
@@ -1135,11 +1604,11 @@
               <w:rPr>
                 <w:rFonts w:ascii="TH Sarabun New" w:hAnsi="TH Sarabun New" w:cs="TH Sarabun New" w:eastAsia="TH Sarabun New"/>
                 <w:b w:val="0"/>
-                <w:sz w:val="25"/>
-                <w:szCs w:val="25"/>
+                <w:sz w:val="24"/>
+                <w:szCs w:val="24"/>
                 <w:lang w:bidi="th-TH"/>
               </w:rPr>
-              <w:t>หน้า​ผล​บอก​ระดับ​ความเสี่ยง​เป็น​สี​พร้อม​เหตุผล​ภาษา​ง่าย และ​มี​กราฟ​แนวโน้ม​ใน​มุมมอง​ของ​ลูกหลาน</w:t>
+              <w:t>หน้า​แรก​เหลือ​ปุ่ม​เดียว "​เริ่ม​วัด​" แล้ว​แสดงผล​เป็น​สี​พร้อม​เหตุผล​ภาษา​ง่าย​ทันที</w:t>
             </w:r>
           </w:p>
         </w:tc>
@@ -1147,7 +1616,7 @@
       <w:tr>
         <w:tc>
           <w:tcPr>
-            <w:tcW w:type="dxa" w:w="3061"/>
+            <w:tcW w:type="dxa" w:w="3515"/>
           </w:tcPr>
           <w:p>
             <w:pPr>
@@ -1158,18 +1627,18 @@
               <w:rPr>
                 <w:rFonts w:ascii="TH Sarabun New" w:hAnsi="TH Sarabun New" w:cs="TH Sarabun New" w:eastAsia="TH Sarabun New"/>
                 <w:b/>
-                <w:sz w:val="25"/>
-                <w:szCs w:val="25"/>
+                <w:sz w:val="24"/>
+                <w:szCs w:val="24"/>
                 <w:bCs/>
                 <w:lang w:bidi="th-TH"/>
               </w:rPr>
-              <w:t>เข้าใจ​คลาดเคลื่อน / ยัง​ไม่​แน่ใจ​ว่า​ช่วย​ได้</w:t>
+              <w:t>จะ​พา​ไปหา​หมอ​หรือ​ทำ​กายภาพ · ยัง​เข้าใจ​คลาดเคลื่อน</w:t>
             </w:r>
           </w:p>
         </w:tc>
         <w:tc>
           <w:tcPr>
-            <w:tcW w:type="dxa" w:w="6803"/>
+            <w:tcW w:type="dxa" w:w="6463"/>
           </w:tcPr>
           <w:p>
             <w:pPr>
@@ -1180,11 +1649,11 @@
               <w:rPr>
                 <w:rFonts w:ascii="TH Sarabun New" w:hAnsi="TH Sarabun New" w:cs="TH Sarabun New" w:eastAsia="TH Sarabun New"/>
                 <w:b w:val="0"/>
-                <w:sz w:val="25"/>
-                <w:szCs w:val="25"/>
+                <w:sz w:val="24"/>
+                <w:szCs w:val="24"/>
                 <w:lang w:bidi="th-TH"/>
               </w:rPr>
-              <w:t>สื่อสาร​ใหม่​ว่า "​วัด​แรง​ขา​เป็น​รอบ ก่อน​ล้ม​" พร้อม​วิดีโอ​สาธิต และ​ใบ​สรุป​ผล​ให้​พก​ไป​พบ​แพทย์</w:t>
+              <w:t>ผล​แย่​ลง​บอก​ขั้น​ต่อไป + ใบ​สรุป​ผล​พก​ไป​พบ​แพทย์ · อธิบาย​ว่า "​วัด​แรง​ขา​เป็น​รอบ ก่อน​ล้ม​"</w:t>
             </w:r>
           </w:p>
         </w:tc>
@@ -1204,17 +1673,17 @@
           <w:rFonts w:ascii="TH Sarabun New" w:hAnsi="TH Sarabun New" w:cs="TH Sarabun New" w:eastAsia="TH Sarabun New"/>
           <w:b w:val="0"/>
           <w:color w:val="4F5F78"/>
-          <w:sz w:val="23"/>
-          <w:szCs w:val="23"/>
+          <w:sz w:val="22"/>
+          <w:szCs w:val="22"/>
           <w:lang w:bidi="th-TH"/>
         </w:rPr>
-        <w:t>ข้อจำกัด​: กลุ่มตัวอย่าง 5 คน​จาก​โรงเรียน​เดียวกัน ผล​นี้​ใช้กับ​ผู้ให้ข้อมูล​ครั้งนี้ ไม่ใช่ข้อสรุปของผู้สูงอายุทั่วไป · ข้อค้นพบของกลุ่มผู้สูงอายุสรุปเชิงคุณภาพ</w:t>
+        <w:t>ข้อจำกัด​: 5 คน​จาก​โรงเรียน​เดียวกัน ผู้สูงอายุยังทำงานได้ ไม่ใช่ข้อสรุปของผู้สูงอายุทั่วไป · ผู้สัมภาษณ์​อ่าน​รายการ​ฟีเจอร์​ให้​ฟัง</w:t>
       </w:r>
     </w:p>
     <w:sectPr>
       <w:footerReference w:type="default" r:id="rId9"/>
       <w:pgSz w:w="11906" w:h="16838"/>
-      <w:pgMar w:top="680" w:right="1020" w:bottom="567" w:left="1020" w:header="720" w:footer="255" w:gutter="0"/>
+      <w:pgMar w:top="624" w:right="964" w:bottom="510" w:left="964" w:header="720" w:footer="227" w:gutter="0"/>
       <w:cols w:space="720"/>
       <w:docGrid w:linePitch="360"/>
     </w:sectPr>
@@ -1238,7 +1707,7 @@
         <w:szCs w:val="20"/>
         <w:lang w:bidi="th-TH"/>
       </w:rPr>
-      <w:t>ทีม CareSignal · OIC InsurTech Award 2026 · ภารกิจที่ 3 Idea Validation · ข้อมูลจากผู้ให้ข้อมูลจริง ไม่มีการเติมหรือประมาณค่า</w:t>
+      <w:t>ทีม CareSignal · OIC InsurTech Award 2026 · ภารกิจที่ 3 Idea Validation · ข้อมูลจากการสัมภาษณ์และแบบสอบถามจริง ใช้รหัสแทนชื่อ</w:t>
     </w:r>
   </w:p>
 </w:ftr>
@@ -1609,7 +2078,7 @@
     <w:rsid w:val="00FC693F"/>
     <w:rPr>
       <w:rFonts w:ascii="TH Sarabun New" w:hAnsi="TH Sarabun New" w:cs="TH Sarabun New" w:eastAsia="TH Sarabun New"/>
-      <w:sz w:val="26"/>
+      <w:sz w:val="25"/>
     </w:rPr>
   </w:style>
   <w:style w:type="paragraph" w:styleId="Header">
